--- a/template1.docx
+++ b/template1.docx
@@ -218,6 +218,7 @@
           </mc:Fallback>
         </mc:AlternateContent>
       </w:r>
+      <w:proofErr w:type="gramStart"/>
       <w:r>
         <w:rPr>
           <w:rFonts w:ascii="Times New Roman" w:hAnsi="Times New Roman" w:cs="Times New Roman"/>
@@ -237,7 +238,15 @@
           <w:rFonts w:ascii="Times New Roman" w:hAnsi="Times New Roman" w:cs="Times New Roman"/>
           <w:sz w:val="24"/>
         </w:rPr>
-        <w:t>{{subject}}</w:t>
+        <w:t>{</w:t>
+      </w:r>
+      <w:proofErr w:type="gramEnd"/>
+      <w:r>
+        <w:rPr>
+          <w:rFonts w:ascii="Times New Roman" w:hAnsi="Times New Roman" w:cs="Times New Roman"/>
+          <w:sz w:val="24"/>
+        </w:rPr>
+        <w:t>{subject}}</w:t>
       </w:r>
     </w:p>
     <w:p>
@@ -391,6 +400,7 @@
           </mc:Fallback>
         </mc:AlternateContent>
       </w:r>
+      <w:proofErr w:type="gramStart"/>
       <w:r>
         <w:rPr>
           <w:rFonts w:ascii="Times New Roman" w:hAnsi="Times New Roman" w:cs="Times New Roman"/>
@@ -403,14 +413,38 @@
           <w:rFonts w:ascii="Times New Roman" w:hAnsi="Times New Roman" w:cs="Times New Roman"/>
           <w:sz w:val="24"/>
         </w:rPr>
-        <w:t>{{pen}}</w:t>
-      </w:r>
-      <w:r>
-        <w:rPr>
-          <w:rFonts w:ascii="Times New Roman" w:hAnsi="Times New Roman" w:cs="Times New Roman"/>
-          <w:sz w:val="24"/>
-        </w:rPr>
-        <w:t xml:space="preserve">                                                                             </w:t>
+        <w:t>{</w:t>
+      </w:r>
+      <w:proofErr w:type="gramEnd"/>
+      <w:r>
+        <w:rPr>
+          <w:rFonts w:ascii="Times New Roman" w:hAnsi="Times New Roman" w:cs="Times New Roman"/>
+          <w:sz w:val="24"/>
+        </w:rPr>
+        <w:t>{pen</w:t>
+      </w:r>
+      <w:proofErr w:type="gramStart"/>
+      <w:r>
+        <w:rPr>
+          <w:rFonts w:ascii="Times New Roman" w:hAnsi="Times New Roman" w:cs="Times New Roman"/>
+          <w:sz w:val="24"/>
+        </w:rPr>
+        <w:t>}}</w:t>
+      </w:r>
+      <w:r>
+        <w:rPr>
+          <w:rFonts w:ascii="Times New Roman" w:hAnsi="Times New Roman" w:cs="Times New Roman"/>
+          <w:sz w:val="24"/>
+        </w:rPr>
+        <w:t xml:space="preserve">   </w:t>
+      </w:r>
+      <w:proofErr w:type="gramEnd"/>
+      <w:r>
+        <w:rPr>
+          <w:rFonts w:ascii="Times New Roman" w:hAnsi="Times New Roman" w:cs="Times New Roman"/>
+          <w:sz w:val="24"/>
+        </w:rPr>
+        <w:t xml:space="preserve">                                                                          </w:t>
       </w:r>
       <w:r>
         <w:rPr>
@@ -525,14 +559,30 @@
           <w:rFonts w:ascii="Times New Roman" w:hAnsi="Times New Roman" w:cs="Times New Roman"/>
           <w:sz w:val="24"/>
         </w:rPr>
-        <w:t>Name of Student:</w:t>
-      </w:r>
-      <w:r>
-        <w:rPr>
-          <w:rFonts w:ascii="Times New Roman" w:hAnsi="Times New Roman" w:cs="Times New Roman"/>
-          <w:sz w:val="24"/>
-        </w:rPr>
-        <w:t>{{name}}</w:t>
+        <w:t xml:space="preserve">Name of </w:t>
+      </w:r>
+      <w:proofErr w:type="gramStart"/>
+      <w:r>
+        <w:rPr>
+          <w:rFonts w:ascii="Times New Roman" w:hAnsi="Times New Roman" w:cs="Times New Roman"/>
+          <w:sz w:val="24"/>
+        </w:rPr>
+        <w:t>Student:</w:t>
+      </w:r>
+      <w:r>
+        <w:rPr>
+          <w:rFonts w:ascii="Times New Roman" w:hAnsi="Times New Roman" w:cs="Times New Roman"/>
+          <w:sz w:val="24"/>
+        </w:rPr>
+        <w:t>{</w:t>
+      </w:r>
+      <w:proofErr w:type="gramEnd"/>
+      <w:r>
+        <w:rPr>
+          <w:rFonts w:ascii="Times New Roman" w:hAnsi="Times New Roman" w:cs="Times New Roman"/>
+          <w:sz w:val="24"/>
+        </w:rPr>
+        <w:t>{name}}</w:t>
       </w:r>
       <w:r>
         <w:rPr>
@@ -693,6 +743,7 @@
           </mc:Fallback>
         </mc:AlternateContent>
       </w:r>
+      <w:proofErr w:type="gramStart"/>
       <w:r>
         <w:rPr>
           <w:rFonts w:ascii="Times New Roman" w:hAnsi="Times New Roman" w:cs="Times New Roman"/>
@@ -705,13 +756,36 @@
           <w:rFonts w:ascii="Times New Roman" w:hAnsi="Times New Roman" w:cs="Times New Roman"/>
           <w:sz w:val="24"/>
         </w:rPr>
-        <w:t>{{class}}</w:t>
-      </w:r>
-      <w:r>
-        <w:rPr>
-          <w:sz w:val="24"/>
-        </w:rPr>
-        <w:t xml:space="preserve">                              </w:t>
+        <w:t>{</w:t>
+      </w:r>
+      <w:proofErr w:type="gramEnd"/>
+      <w:r>
+        <w:rPr>
+          <w:rFonts w:ascii="Times New Roman" w:hAnsi="Times New Roman" w:cs="Times New Roman"/>
+          <w:sz w:val="24"/>
+        </w:rPr>
+        <w:t>{class</w:t>
+      </w:r>
+      <w:proofErr w:type="gramStart"/>
+      <w:r>
+        <w:rPr>
+          <w:rFonts w:ascii="Times New Roman" w:hAnsi="Times New Roman" w:cs="Times New Roman"/>
+          <w:sz w:val="24"/>
+        </w:rPr>
+        <w:t>}}</w:t>
+      </w:r>
+      <w:r>
+        <w:rPr>
+          <w:sz w:val="24"/>
+        </w:rPr>
+        <w:t xml:space="preserve">   </w:t>
+      </w:r>
+      <w:proofErr w:type="gramEnd"/>
+      <w:r>
+        <w:rPr>
+          <w:sz w:val="24"/>
+        </w:rPr>
+        <w:t xml:space="preserve">                           </w:t>
       </w:r>
       <w:r>
         <w:rPr>
@@ -792,7 +866,78 @@
         <mc:AlternateContent>
           <mc:Choice Requires="wps">
             <w:drawing>
-              <wp:anchor distT="0" distB="0" distL="114300" distR="114300" simplePos="0" relativeHeight="251698176" behindDoc="0" locked="0" layoutInCell="1" allowOverlap="1" wp14:anchorId="6C9D6F46" wp14:editId="206F6E9F">
+              <wp:anchor distT="0" distB="0" distL="114300" distR="114300" simplePos="0" relativeHeight="251671552" behindDoc="1" locked="0" layoutInCell="1" allowOverlap="1" wp14:anchorId="512CCD0F" wp14:editId="191A8597">
+                <wp:simplePos x="0" y="0"/>
+                <wp:positionH relativeFrom="column">
+                  <wp:posOffset>2773680</wp:posOffset>
+                </wp:positionH>
+                <wp:positionV relativeFrom="page">
+                  <wp:posOffset>4514850</wp:posOffset>
+                </wp:positionV>
+                <wp:extent cx="2926080" cy="0"/>
+                <wp:effectExtent l="0" t="0" r="0" b="0"/>
+                <wp:wrapNone/>
+                <wp:docPr id="582859989" name="Straight Connector 1"/>
+                <wp:cNvGraphicFramePr/>
+                <a:graphic xmlns:a="http://schemas.openxmlformats.org/drawingml/2006/main">
+                  <a:graphicData uri="http://schemas.microsoft.com/office/word/2010/wordprocessingShape">
+                    <wps:wsp>
+                      <wps:cNvCnPr/>
+                      <wps:spPr>
+                        <a:xfrm flipV="1">
+                          <a:off x="0" y="0"/>
+                          <a:ext cx="2926080" cy="0"/>
+                        </a:xfrm>
+                        <a:prstGeom prst="line">
+                          <a:avLst/>
+                        </a:prstGeom>
+                      </wps:spPr>
+                      <wps:style>
+                        <a:lnRef idx="1">
+                          <a:schemeClr val="dk1"/>
+                        </a:lnRef>
+                        <a:fillRef idx="0">
+                          <a:schemeClr val="dk1"/>
+                        </a:fillRef>
+                        <a:effectRef idx="0">
+                          <a:schemeClr val="dk1"/>
+                        </a:effectRef>
+                        <a:fontRef idx="minor">
+                          <a:schemeClr val="tx1"/>
+                        </a:fontRef>
+                      </wps:style>
+                      <wps:bodyPr/>
+                    </wps:wsp>
+                  </a:graphicData>
+                </a:graphic>
+                <wp14:sizeRelH relativeFrom="margin">
+                  <wp14:pctWidth>0</wp14:pctWidth>
+                </wp14:sizeRelH>
+                <wp14:sizeRelV relativeFrom="margin">
+                  <wp14:pctHeight>0</wp14:pctHeight>
+                </wp14:sizeRelV>
+              </wp:anchor>
+            </w:drawing>
+          </mc:Choice>
+          <mc:Fallback>
+            <w:pict>
+              <v:line w14:anchorId="4DAFF3CB" id="Straight Connector 1" o:spid="_x0000_s1026" style="position:absolute;flip:y;z-index:-251644928;visibility:visible;mso-wrap-style:square;mso-width-percent:0;mso-height-percent:0;mso-wrap-distance-left:9pt;mso-wrap-distance-top:0;mso-wrap-distance-right:9pt;mso-wrap-distance-bottom:0;mso-position-horizontal:absolute;mso-position-horizontal-relative:text;mso-position-vertical:absolute;mso-position-vertical-relative:page;mso-width-percent:0;mso-height-percent:0;mso-width-relative:margin;mso-height-relative:margin" from="218.4pt,355.5pt" to="448.8pt,355.5pt" o:gfxdata="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" strokecolor="black [3200]" strokeweight=".5pt">
+                <v:stroke joinstyle="miter"/>
+                <w10:wrap anchory="page"/>
+              </v:line>
+            </w:pict>
+          </mc:Fallback>
+        </mc:AlternateContent>
+      </w:r>
+      <w:r>
+        <w:rPr>
+          <w:noProof/>
+          <w:sz w:val="24"/>
+        </w:rPr>
+        <mc:AlternateContent>
+          <mc:Choice Requires="wps">
+            <w:drawing>
+              <wp:anchor distT="0" distB="0" distL="114300" distR="114300" simplePos="0" relativeHeight="251698176" behindDoc="0" locked="0" layoutInCell="1" allowOverlap="1" wp14:anchorId="6C9D6F46" wp14:editId="2F7A20FC">
                 <wp:simplePos x="0" y="0"/>
                 <wp:positionH relativeFrom="column">
                   <wp:posOffset>0</wp:posOffset>
@@ -841,84 +986,14 @@
           </mc:Choice>
           <mc:Fallback>
             <w:pict>
-              <v:line w14:anchorId="169F101E" id="Straight Connector 1" o:spid="_x0000_s1026" style="position:absolute;flip:y;z-index:251698176;visibility:visible;mso-wrap-style:square;mso-wrap-distance-left:9pt;mso-wrap-distance-top:0;mso-wrap-distance-right:9pt;mso-wrap-distance-bottom:0;mso-position-horizontal:absolute;mso-position-horizontal-relative:text;mso-position-vertical:absolute;mso-position-vertical-relative:text" from="0,36.15pt" to="451.5pt,36.15pt" o:gfxdata="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" strokecolor="black [3200]" strokeweight=".5pt">
+              <v:line w14:anchorId="4054A58C" id="Straight Connector 1" o:spid="_x0000_s1026" style="position:absolute;flip:y;z-index:251698176;visibility:visible;mso-wrap-style:square;mso-wrap-distance-left:9pt;mso-wrap-distance-top:0;mso-wrap-distance-right:9pt;mso-wrap-distance-bottom:0;mso-position-horizontal:absolute;mso-position-horizontal-relative:text;mso-position-vertical:absolute;mso-position-vertical-relative:text" from="0,36.15pt" to="451.5pt,36.15pt" o:gfxdata="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" strokecolor="black [3200]" strokeweight=".5pt">
                 <v:stroke joinstyle="miter"/>
               </v:line>
             </w:pict>
           </mc:Fallback>
         </mc:AlternateContent>
       </w:r>
-      <w:r>
-        <w:rPr>
-          <w:noProof/>
-          <w:sz w:val="24"/>
-        </w:rPr>
-        <mc:AlternateContent>
-          <mc:Choice Requires="wps">
-            <w:drawing>
-              <wp:anchor distT="0" distB="0" distL="114300" distR="114300" simplePos="0" relativeHeight="251671552" behindDoc="1" locked="0" layoutInCell="1" allowOverlap="1" wp14:anchorId="512CCD0F" wp14:editId="23910C6F">
-                <wp:simplePos x="0" y="0"/>
-                <wp:positionH relativeFrom="column">
-                  <wp:posOffset>2604770</wp:posOffset>
-                </wp:positionH>
-                <wp:positionV relativeFrom="page">
-                  <wp:posOffset>4516437</wp:posOffset>
-                </wp:positionV>
-                <wp:extent cx="3094038" cy="0"/>
-                <wp:effectExtent l="0" t="0" r="0" b="0"/>
-                <wp:wrapNone/>
-                <wp:docPr id="582859989" name="Straight Connector 1"/>
-                <wp:cNvGraphicFramePr/>
-                <a:graphic xmlns:a="http://schemas.openxmlformats.org/drawingml/2006/main">
-                  <a:graphicData uri="http://schemas.microsoft.com/office/word/2010/wordprocessingShape">
-                    <wps:wsp>
-                      <wps:cNvCnPr/>
-                      <wps:spPr>
-                        <a:xfrm flipV="1">
-                          <a:off x="0" y="0"/>
-                          <a:ext cx="3094038" cy="0"/>
-                        </a:xfrm>
-                        <a:prstGeom prst="line">
-                          <a:avLst/>
-                        </a:prstGeom>
-                      </wps:spPr>
-                      <wps:style>
-                        <a:lnRef idx="1">
-                          <a:schemeClr val="dk1"/>
-                        </a:lnRef>
-                        <a:fillRef idx="0">
-                          <a:schemeClr val="dk1"/>
-                        </a:fillRef>
-                        <a:effectRef idx="0">
-                          <a:schemeClr val="dk1"/>
-                        </a:effectRef>
-                        <a:fontRef idx="minor">
-                          <a:schemeClr val="tx1"/>
-                        </a:fontRef>
-                      </wps:style>
-                      <wps:bodyPr/>
-                    </wps:wsp>
-                  </a:graphicData>
-                </a:graphic>
-                <wp14:sizeRelH relativeFrom="margin">
-                  <wp14:pctWidth>0</wp14:pctWidth>
-                </wp14:sizeRelH>
-                <wp14:sizeRelV relativeFrom="margin">
-                  <wp14:pctHeight>0</wp14:pctHeight>
-                </wp14:sizeRelV>
-              </wp:anchor>
-            </w:drawing>
-          </mc:Choice>
-          <mc:Fallback>
-            <w:pict>
-              <v:line w14:anchorId="7ACC71D1" id="Straight Connector 1" o:spid="_x0000_s1026" style="position:absolute;flip:y;z-index:-251644928;visibility:visible;mso-wrap-style:square;mso-width-percent:0;mso-height-percent:0;mso-wrap-distance-left:9pt;mso-wrap-distance-top:0;mso-wrap-distance-right:9pt;mso-wrap-distance-bottom:0;mso-position-horizontal:absolute;mso-position-horizontal-relative:text;mso-position-vertical:absolute;mso-position-vertical-relative:page;mso-width-percent:0;mso-height-percent:0;mso-width-relative:margin;mso-height-relative:margin" from="205.1pt,355.6pt" to="448.75pt,355.6pt" o:gfxdata="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" strokecolor="black [3200]" strokeweight=".5pt">
-                <v:stroke joinstyle="miter"/>
-                <w10:wrap anchory="page"/>
-              </v:line>
-            </w:pict>
-          </mc:Fallback>
-        </mc:AlternateContent>
-      </w:r>
+      <w:proofErr w:type="spellStart"/>
       <w:r>
         <w:rPr>
           <w:rFonts w:ascii="Times New Roman" w:hAnsi="Times New Roman" w:cs="Times New Roman"/>
@@ -971,6 +1046,7 @@
         </w:rPr>
         <w:t>ㅤ</w:t>
       </w:r>
+      <w:proofErr w:type="spellEnd"/>
       <w:r>
         <w:rPr>
           <w:rFonts w:ascii="Times New Roman" w:hAnsi="Times New Roman" w:cs="Times New Roman"/>
@@ -978,6 +1054,7 @@
         </w:rPr>
         <w:t>/</w:t>
       </w:r>
+      <w:proofErr w:type="spellStart"/>
       <w:r>
         <w:rPr>
           <w:rFonts w:ascii="Times New Roman" w:eastAsia="Malgun Gothic" w:hAnsi="Times New Roman" w:cs="Times New Roman"/>
@@ -1031,6 +1108,7 @@
         </w:rPr>
         <w:t>ㅤ</w:t>
       </w:r>
+      <w:proofErr w:type="gramStart"/>
       <w:r>
         <w:rPr>
           <w:rFonts w:ascii="Times New Roman" w:hAnsi="Times New Roman" w:cs="Times New Roman"/>
@@ -1038,6 +1116,7 @@
         </w:rPr>
         <w:t>Work</w:t>
       </w:r>
+      <w:proofErr w:type="spellEnd"/>
       <w:r>
         <w:rPr>
           <w:rFonts w:ascii="Times New Roman" w:hAnsi="Times New Roman" w:cs="Times New Roman"/>
@@ -1051,7 +1130,16 @@
           <w:sz w:val="24"/>
           <w:szCs w:val="28"/>
         </w:rPr>
-        <w:t>{{</w:t>
+        <w:t>{</w:t>
+      </w:r>
+      <w:proofErr w:type="gramEnd"/>
+      <w:r>
+        <w:rPr>
+          <w:rFonts w:ascii="Times New Roman" w:hAnsi="Times New Roman" w:cs="Times New Roman"/>
+          <w:sz w:val="24"/>
+          <w:szCs w:val="28"/>
+        </w:rPr>
+        <w:t>{</w:t>
       </w:r>
       <w:r>
         <w:rPr>
@@ -1209,7 +1297,15 @@
           <w:rFonts w:ascii="Times New Roman" w:hAnsi="Times New Roman" w:cs="Times New Roman"/>
           <w:sz w:val="24"/>
         </w:rPr>
-        <w:t>Practical/ Term Work No.:</w:t>
+        <w:t>Practical/ Term Work No.</w:t>
+      </w:r>
+      <w:proofErr w:type="gramStart"/>
+      <w:r>
+        <w:rPr>
+          <w:rFonts w:ascii="Times New Roman" w:hAnsi="Times New Roman" w:cs="Times New Roman"/>
+          <w:sz w:val="24"/>
+        </w:rPr>
+        <w:t>:</w:t>
       </w:r>
       <w:r>
         <w:rPr>
@@ -1231,7 +1327,16 @@
           <w:noProof/>
           <w:sz w:val="24"/>
         </w:rPr>
-        <w:t>{{practical_no}}</w:t>
+        <w:t>{</w:t>
+      </w:r>
+      <w:proofErr w:type="gramEnd"/>
+      <w:r>
+        <w:rPr>
+          <w:rFonts w:ascii="Times New Roman" w:hAnsi="Times New Roman" w:cs="Times New Roman"/>
+          <w:noProof/>
+          <w:sz w:val="24"/>
+        </w:rPr>
+        <w:t>{practical_no}}</w:t>
       </w:r>
     </w:p>
     <w:p>
@@ -1850,14 +1955,30 @@
           <w:rFonts w:ascii="Times New Roman" w:hAnsi="Times New Roman" w:cs="Times New Roman"/>
           <w:sz w:val="24"/>
         </w:rPr>
-        <w:t>Checked By:</w:t>
-      </w:r>
-      <w:r>
-        <w:rPr>
-          <w:rFonts w:ascii="Times New Roman" w:hAnsi="Times New Roman" w:cs="Times New Roman"/>
-          <w:sz w:val="24"/>
-        </w:rPr>
-        <w:t>{{</w:t>
+        <w:t xml:space="preserve">Checked </w:t>
+      </w:r>
+      <w:proofErr w:type="gramStart"/>
+      <w:r>
+        <w:rPr>
+          <w:rFonts w:ascii="Times New Roman" w:hAnsi="Times New Roman" w:cs="Times New Roman"/>
+          <w:sz w:val="24"/>
+        </w:rPr>
+        <w:t>By:</w:t>
+      </w:r>
+      <w:r>
+        <w:rPr>
+          <w:rFonts w:ascii="Times New Roman" w:hAnsi="Times New Roman" w:cs="Times New Roman"/>
+          <w:sz w:val="24"/>
+        </w:rPr>
+        <w:t>{</w:t>
+      </w:r>
+      <w:proofErr w:type="gramEnd"/>
+      <w:r>
+        <w:rPr>
+          <w:rFonts w:ascii="Times New Roman" w:hAnsi="Times New Roman" w:cs="Times New Roman"/>
+          <w:sz w:val="24"/>
+        </w:rPr>
+        <w:t>{</w:t>
       </w:r>
       <w:proofErr w:type="spellStart"/>
       <w:r>

--- a/template1.docx
+++ b/template1.docx
@@ -1108,7 +1108,6 @@
         </w:rPr>
         <w:t>ㅤ</w:t>
       </w:r>
-      <w:proofErr w:type="gramStart"/>
       <w:r>
         <w:rPr>
           <w:rFonts w:ascii="Times New Roman" w:hAnsi="Times New Roman" w:cs="Times New Roman"/>
@@ -1128,18 +1127,16 @@
         <w:rPr>
           <w:rFonts w:ascii="Times New Roman" w:hAnsi="Times New Roman" w:cs="Times New Roman"/>
           <w:sz w:val="24"/>
+        </w:rPr>
+        <w:t xml:space="preserve"> </w:t>
+      </w:r>
+      <w:r>
+        <w:rPr>
+          <w:rFonts w:ascii="Times New Roman" w:hAnsi="Times New Roman" w:cs="Times New Roman"/>
+          <w:sz w:val="24"/>
           <w:szCs w:val="28"/>
         </w:rPr>
-        <w:t>{</w:t>
-      </w:r>
-      <w:proofErr w:type="gramEnd"/>
-      <w:r>
-        <w:rPr>
-          <w:rFonts w:ascii="Times New Roman" w:hAnsi="Times New Roman" w:cs="Times New Roman"/>
-          <w:sz w:val="24"/>
-          <w:szCs w:val="28"/>
-        </w:rPr>
-        <w:t>{</w:t>
+        <w:t>{{</w:t>
       </w:r>
       <w:r>
         <w:rPr>

--- a/template1.docx
+++ b/template1.docx
@@ -809,19 +809,7 @@
         <w:rPr>
           <w:sz w:val="24"/>
         </w:rPr>
-        <w:t xml:space="preserve">                         </w:t>
-      </w:r>
-      <w:r>
-        <w:rPr>
-          <w:sz w:val="24"/>
-        </w:rPr>
-        <w:t xml:space="preserve"> </w:t>
-      </w:r>
-      <w:r>
-        <w:rPr>
-          <w:sz w:val="24"/>
-        </w:rPr>
-        <w:t xml:space="preserve">           </w:t>
+        <w:t xml:space="preserve">                                </w:t>
       </w:r>
       <w:r>
         <w:rPr>

--- a/template1.docx
+++ b/template1.docx
@@ -809,7 +809,19 @@
         <w:rPr>
           <w:sz w:val="24"/>
         </w:rPr>
-        <w:t xml:space="preserve">                                </w:t>
+        <w:t xml:space="preserve">                           </w:t>
+      </w:r>
+      <w:r>
+        <w:rPr>
+          <w:sz w:val="24"/>
+        </w:rPr>
+        <w:t xml:space="preserve"> </w:t>
+      </w:r>
+      <w:r>
+        <w:rPr>
+          <w:sz w:val="24"/>
+        </w:rPr>
+        <w:t xml:space="preserve">     </w:t>
       </w:r>
       <w:r>
         <w:rPr>

--- a/template1.docx
+++ b/template1.docx
@@ -809,7 +809,19 @@
         <w:rPr>
           <w:sz w:val="24"/>
         </w:rPr>
-        <w:t xml:space="preserve">                           </w:t>
+        <w:t xml:space="preserve">                    </w:t>
+      </w:r>
+      <w:r>
+        <w:rPr>
+          <w:sz w:val="24"/>
+        </w:rPr>
+        <w:t xml:space="preserve"> </w:t>
+      </w:r>
+      <w:r>
+        <w:rPr>
+          <w:sz w:val="24"/>
+        </w:rPr>
+        <w:t xml:space="preserve">       </w:t>
       </w:r>
       <w:r>
         <w:rPr>
